--- a/4-质量管理/运行记录类文件/040204-内部审核报告.docx
+++ b/4-质量管理/运行记录类文件/040204-内部审核报告.docx
@@ -125,7 +125,7 @@
         </w:rPr>
       </w:pPr>
       <w:bookmarkStart w:id="0" w:name="_Toc5082"/>
-      <w:bookmarkStart w:id="1" w:name="_Toc24752"/>
+      <w:bookmarkStart w:id="1" w:name="_Toc13478"/>
       <w:r>
         <w:rPr>
           <w:lang w:eastAsia="zh-CN"/>
@@ -143,7 +143,7 @@
           <w:rFonts w:hint="eastAsia"/>
         </w:rPr>
       </w:pPr>
-      <w:bookmarkStart w:id="2" w:name="_Toc20323"/>
+      <w:bookmarkStart w:id="2" w:name="_Toc16087"/>
       <w:r>
         <w:rPr>
           <w:rFonts w:hint="eastAsia"/>
@@ -381,9 +381,17 @@
             <w:r>
               <w:rPr>
                 <w:rFonts w:hint="eastAsia"/>
+                <w:vertAlign w:val="baseline"/>
+                <w:lang w:val="en-US" w:eastAsia="zh-CN"/>
+              </w:rPr>
+              <w:t>审核</w:t>
+            </w:r>
+            <w:r>
+              <w:rPr>
+                <w:rFonts w:hint="eastAsia"/>
                 <w:lang w:eastAsia="zh-CN"/>
               </w:rPr>
-              <w:t>编制时间</w:t>
+              <w:t>时间</w:t>
             </w:r>
             <w:r>
               <w:rPr>
@@ -1561,6 +1569,8 @@
               <w:tab w:val="right" w:leader="dot" w:pos="8306"/>
             </w:tabs>
           </w:pPr>
+          <w:bookmarkStart w:id="23" w:name="_GoBack"/>
+          <w:bookmarkEnd w:id="23"/>
           <w:r>
             <w:rPr>
               <w:rFonts w:hint="eastAsia" w:ascii="宋体" w:hAnsi="宋体" w:eastAsia="宋体" w:cs="宋体"/>
@@ -1594,7 +1604,7 @@
               <w:rFonts w:hint="eastAsia" w:ascii="宋体" w:hAnsi="宋体" w:eastAsia="宋体" w:cs="宋体"/>
               <w:szCs w:val="24"/>
             </w:rPr>
-            <w:instrText xml:space="preserve"> HYPERLINK \l _Toc24752 </w:instrText>
+            <w:instrText xml:space="preserve"> HYPERLINK \l _Toc13478 </w:instrText>
           </w:r>
           <w:r>
             <w:rPr>
@@ -1616,7 +1626,7 @@
             <w:fldChar w:fldCharType="begin"/>
           </w:r>
           <w:r>
-            <w:instrText xml:space="preserve"> PAGEREF _Toc24752 \h </w:instrText>
+            <w:instrText xml:space="preserve"> PAGEREF _Toc13478 \h </w:instrText>
           </w:r>
           <w:r>
             <w:fldChar w:fldCharType="separate"/>
@@ -1654,7 +1664,7 @@
               <w:rFonts w:hint="eastAsia" w:ascii="宋体" w:hAnsi="宋体" w:cs="宋体"/>
               <w:szCs w:val="24"/>
             </w:rPr>
-            <w:instrText xml:space="preserve"> HYPERLINK \l _Toc20323 </w:instrText>
+            <w:instrText xml:space="preserve"> HYPERLINK \l _Toc16087 </w:instrText>
           </w:r>
           <w:r>
             <w:rPr>
@@ -1677,7 +1687,7 @@
             <w:fldChar w:fldCharType="begin"/>
           </w:r>
           <w:r>
-            <w:instrText xml:space="preserve"> PAGEREF _Toc20323 \h </w:instrText>
+            <w:instrText xml:space="preserve"> PAGEREF _Toc16087 \h </w:instrText>
           </w:r>
           <w:r>
             <w:fldChar w:fldCharType="separate"/>
@@ -1715,7 +1725,7 @@
               <w:rFonts w:hint="eastAsia" w:ascii="宋体" w:hAnsi="宋体" w:cs="宋体"/>
               <w:szCs w:val="24"/>
             </w:rPr>
-            <w:instrText xml:space="preserve"> HYPERLINK \l _Toc9969 </w:instrText>
+            <w:instrText xml:space="preserve"> HYPERLINK \l _Toc5530 </w:instrText>
           </w:r>
           <w:r>
             <w:rPr>
@@ -1740,7 +1750,7 @@
             <w:fldChar w:fldCharType="begin"/>
           </w:r>
           <w:r>
-            <w:instrText xml:space="preserve"> PAGEREF _Toc9969 \h </w:instrText>
+            <w:instrText xml:space="preserve"> PAGEREF _Toc5530 \h </w:instrText>
           </w:r>
           <w:r>
             <w:fldChar w:fldCharType="separate"/>
@@ -1778,7 +1788,7 @@
               <w:rFonts w:hint="eastAsia" w:ascii="宋体" w:hAnsi="宋体" w:cs="宋体"/>
               <w:szCs w:val="24"/>
             </w:rPr>
-            <w:instrText xml:space="preserve"> HYPERLINK \l _Toc13768 </w:instrText>
+            <w:instrText xml:space="preserve"> HYPERLINK \l _Toc13759 </w:instrText>
           </w:r>
           <w:r>
             <w:rPr>
@@ -1808,7 +1818,7 @@
             <w:fldChar w:fldCharType="begin"/>
           </w:r>
           <w:r>
-            <w:instrText xml:space="preserve"> PAGEREF _Toc13768 \h </w:instrText>
+            <w:instrText xml:space="preserve"> PAGEREF _Toc13759 \h </w:instrText>
           </w:r>
           <w:r>
             <w:fldChar w:fldCharType="separate"/>
@@ -1846,7 +1856,7 @@
               <w:rFonts w:hint="eastAsia" w:ascii="宋体" w:hAnsi="宋体" w:cs="宋体"/>
               <w:szCs w:val="24"/>
             </w:rPr>
-            <w:instrText xml:space="preserve"> HYPERLINK \l _Toc1907 </w:instrText>
+            <w:instrText xml:space="preserve"> HYPERLINK \l _Toc6840 </w:instrText>
           </w:r>
           <w:r>
             <w:rPr>
@@ -1878,7 +1888,7 @@
             <w:fldChar w:fldCharType="begin"/>
           </w:r>
           <w:r>
-            <w:instrText xml:space="preserve"> PAGEREF _Toc1907 \h </w:instrText>
+            <w:instrText xml:space="preserve"> PAGEREF _Toc6840 \h </w:instrText>
           </w:r>
           <w:r>
             <w:fldChar w:fldCharType="separate"/>
@@ -1916,7 +1926,7 @@
               <w:rFonts w:hint="eastAsia" w:ascii="宋体" w:hAnsi="宋体" w:cs="宋体"/>
               <w:szCs w:val="24"/>
             </w:rPr>
-            <w:instrText xml:space="preserve"> HYPERLINK \l _Toc7120 </w:instrText>
+            <w:instrText xml:space="preserve"> HYPERLINK \l _Toc17281 </w:instrText>
           </w:r>
           <w:r>
             <w:rPr>
@@ -1946,7 +1956,7 @@
             <w:fldChar w:fldCharType="begin"/>
           </w:r>
           <w:r>
-            <w:instrText xml:space="preserve"> PAGEREF _Toc7120 \h </w:instrText>
+            <w:instrText xml:space="preserve"> PAGEREF _Toc17281 \h </w:instrText>
           </w:r>
           <w:r>
             <w:fldChar w:fldCharType="separate"/>
@@ -1984,7 +1994,7 @@
               <w:rFonts w:hint="eastAsia" w:ascii="宋体" w:hAnsi="宋体" w:cs="宋体"/>
               <w:szCs w:val="24"/>
             </w:rPr>
-            <w:instrText xml:space="preserve"> HYPERLINK \l _Toc30411 </w:instrText>
+            <w:instrText xml:space="preserve"> HYPERLINK \l _Toc2616 </w:instrText>
           </w:r>
           <w:r>
             <w:rPr>
@@ -2014,7 +2024,7 @@
             <w:fldChar w:fldCharType="begin"/>
           </w:r>
           <w:r>
-            <w:instrText xml:space="preserve"> PAGEREF _Toc30411 \h </w:instrText>
+            <w:instrText xml:space="preserve"> PAGEREF _Toc2616 \h </w:instrText>
           </w:r>
           <w:r>
             <w:fldChar w:fldCharType="separate"/>
@@ -2052,7 +2062,7 @@
               <w:rFonts w:hint="eastAsia" w:ascii="宋体" w:hAnsi="宋体" w:cs="宋体"/>
               <w:szCs w:val="24"/>
             </w:rPr>
-            <w:instrText xml:space="preserve"> HYPERLINK \l _Toc16661 </w:instrText>
+            <w:instrText xml:space="preserve"> HYPERLINK \l _Toc23115 </w:instrText>
           </w:r>
           <w:r>
             <w:rPr>
@@ -2082,7 +2092,7 @@
             <w:fldChar w:fldCharType="begin"/>
           </w:r>
           <w:r>
-            <w:instrText xml:space="preserve"> PAGEREF _Toc16661 \h </w:instrText>
+            <w:instrText xml:space="preserve"> PAGEREF _Toc23115 \h </w:instrText>
           </w:r>
           <w:r>
             <w:fldChar w:fldCharType="separate"/>
@@ -2120,7 +2130,7 @@
               <w:rFonts w:hint="eastAsia" w:ascii="宋体" w:hAnsi="宋体" w:cs="宋体"/>
               <w:szCs w:val="24"/>
             </w:rPr>
-            <w:instrText xml:space="preserve"> HYPERLINK \l _Toc9784 </w:instrText>
+            <w:instrText xml:space="preserve"> HYPERLINK \l _Toc1821 </w:instrText>
           </w:r>
           <w:r>
             <w:rPr>
@@ -2150,7 +2160,7 @@
             <w:fldChar w:fldCharType="begin"/>
           </w:r>
           <w:r>
-            <w:instrText xml:space="preserve"> PAGEREF _Toc9784 \h </w:instrText>
+            <w:instrText xml:space="preserve"> PAGEREF _Toc1821 \h </w:instrText>
           </w:r>
           <w:r>
             <w:fldChar w:fldCharType="separate"/>
@@ -2188,7 +2198,7 @@
               <w:rFonts w:hint="eastAsia" w:ascii="宋体" w:hAnsi="宋体" w:cs="宋体"/>
               <w:szCs w:val="24"/>
             </w:rPr>
-            <w:instrText xml:space="preserve"> HYPERLINK \l _Toc27063 </w:instrText>
+            <w:instrText xml:space="preserve"> HYPERLINK \l _Toc19572 </w:instrText>
           </w:r>
           <w:r>
             <w:rPr>
@@ -2218,7 +2228,7 @@
             <w:fldChar w:fldCharType="begin"/>
           </w:r>
           <w:r>
-            <w:instrText xml:space="preserve"> PAGEREF _Toc27063 \h </w:instrText>
+            <w:instrText xml:space="preserve"> PAGEREF _Toc19572 \h </w:instrText>
           </w:r>
           <w:r>
             <w:fldChar w:fldCharType="separate"/>
@@ -2256,7 +2266,7 @@
               <w:rFonts w:hint="eastAsia" w:ascii="宋体" w:hAnsi="宋体" w:cs="宋体"/>
               <w:szCs w:val="24"/>
             </w:rPr>
-            <w:instrText xml:space="preserve"> HYPERLINK \l _Toc18868 </w:instrText>
+            <w:instrText xml:space="preserve"> HYPERLINK \l _Toc28730 </w:instrText>
           </w:r>
           <w:r>
             <w:rPr>
@@ -2286,7 +2296,7 @@
             <w:fldChar w:fldCharType="begin"/>
           </w:r>
           <w:r>
-            <w:instrText xml:space="preserve"> PAGEREF _Toc18868 \h </w:instrText>
+            <w:instrText xml:space="preserve"> PAGEREF _Toc28730 \h </w:instrText>
           </w:r>
           <w:r>
             <w:fldChar w:fldCharType="separate"/>
@@ -2340,7 +2350,7 @@
       <w:pPr>
         <w:pStyle w:val="29"/>
       </w:pPr>
-      <w:bookmarkStart w:id="3" w:name="_Toc9969"/>
+      <w:bookmarkStart w:id="3" w:name="_Toc5530"/>
       <w:r>
         <w:t>目的</w:t>
       </w:r>
@@ -2413,7 +2423,7 @@
           <w:lang w:eastAsia="zh-CN"/>
         </w:rPr>
       </w:pPr>
-      <w:bookmarkStart w:id="4" w:name="_Toc13768"/>
+      <w:bookmarkStart w:id="4" w:name="_Toc13759"/>
       <w:r>
         <w:rPr>
           <w:rFonts w:hint="eastAsia"/>
@@ -2439,7 +2449,7 @@
       <w:pPr>
         <w:pStyle w:val="29"/>
       </w:pPr>
-      <w:bookmarkStart w:id="5" w:name="_Toc1907"/>
+      <w:bookmarkStart w:id="5" w:name="_Toc6840"/>
       <w:r>
         <w:rPr>
           <w:rFonts w:hint="eastAsia"/>
@@ -2478,7 +2488,7 @@
           <w:lang w:eastAsia="zh-CN"/>
         </w:rPr>
       </w:pPr>
-      <w:bookmarkStart w:id="8" w:name="_Toc7120"/>
+      <w:bookmarkStart w:id="8" w:name="_Toc17281"/>
       <w:r>
         <w:rPr>
           <w:rFonts w:hint="eastAsia"/>
@@ -2495,8 +2505,8 @@
           <w:lang w:eastAsia="zh-CN"/>
         </w:rPr>
       </w:pPr>
-      <w:bookmarkStart w:id="9" w:name="_Toc30411"/>
-      <w:bookmarkStart w:id="10" w:name="_Toc16537"/>
+      <w:bookmarkStart w:id="9" w:name="_Toc16537"/>
+      <w:bookmarkStart w:id="10" w:name="_Toc2616"/>
       <w:r>
         <w:rPr>
           <w:rFonts w:hint="eastAsia"/>
@@ -2764,9 +2774,9 @@
           <w:lang w:eastAsia="zh-CN"/>
         </w:rPr>
       </w:pPr>
-      <w:bookmarkStart w:id="13" w:name="_Toc21096"/>
-      <w:bookmarkStart w:id="14" w:name="_Toc14732"/>
-      <w:bookmarkStart w:id="15" w:name="_Toc16661"/>
+      <w:bookmarkStart w:id="13" w:name="_Toc14732"/>
+      <w:bookmarkStart w:id="14" w:name="_Toc21096"/>
+      <w:bookmarkStart w:id="15" w:name="_Toc23115"/>
       <w:r>
         <w:rPr>
           <w:rFonts w:hint="eastAsia"/>
@@ -2850,7 +2860,7 @@
           <w:lang w:eastAsia="zh-CN"/>
         </w:rPr>
       </w:pPr>
-      <w:bookmarkStart w:id="16" w:name="_Toc9784"/>
+      <w:bookmarkStart w:id="16" w:name="_Toc1821"/>
       <w:r>
         <w:rPr>
           <w:rFonts w:hint="eastAsia"/>
@@ -2961,16 +2971,7 @@
           <w:rFonts w:hint="eastAsia"/>
           <w:lang w:eastAsia="zh-CN"/>
         </w:rPr>
-        <w:t>月1</w:t>
-      </w:r>
-      <w:bookmarkStart w:id="23" w:name="_GoBack"/>
-      <w:bookmarkEnd w:id="23"/>
-      <w:r>
-        <w:rPr>
-          <w:rFonts w:hint="eastAsia"/>
-          <w:lang w:eastAsia="zh-CN"/>
-        </w:rPr>
-        <w:t>6日下午召开末次会议，向公司管理者代表和受审部门陈述了审核过程及基本情况，宣读了《内部审核不合格报告》，并提出了纠正措施制定、实施的完成时间。整个内审过程，得到了公司领导和各部门的高度重视和密切配合，使审核工作顺利开展，达到了预期的目的。</w:t>
+        <w:t>月16日下午召开末次会议，向公司管理者代表和受审部门陈述了审核过程及基本情况，宣读了《内部审核不合格报告》，并提出了纠正措施制定、实施的完成时间。整个内审过程，得到了公司领导和各部门的高度重视和密切配合，使审核工作顺利开展，达到了预期的目的。</w:t>
       </w:r>
     </w:p>
     <w:p>
@@ -2998,8 +2999,8 @@
       </w:pPr>
       <w:bookmarkStart w:id="17" w:name="bookmark3"/>
       <w:bookmarkEnd w:id="17"/>
-      <w:bookmarkStart w:id="18" w:name="_Toc27063"/>
-      <w:bookmarkStart w:id="19" w:name="_Toc17424"/>
+      <w:bookmarkStart w:id="18" w:name="_Toc17424"/>
+      <w:bookmarkStart w:id="19" w:name="_Toc19572"/>
       <w:r>
         <w:rPr>
           <w:rStyle w:val="39"/>
@@ -3093,7 +3094,7 @@
         </w:rPr>
       </w:pPr>
       <w:bookmarkStart w:id="21" w:name="_Toc3108"/>
-      <w:bookmarkStart w:id="22" w:name="_Toc18868"/>
+      <w:bookmarkStart w:id="22" w:name="_Toc28730"/>
       <w:r>
         <w:rPr>
           <w:rFonts w:hint="eastAsia"/>
